--- a/docs/docx/01_기획명세서/spec_permission.docx
+++ b/docs/docx/01_기획명세서/spec_permission.docx
@@ -5362,6 +5362,969 @@
       </w:r>
       <w:r>
         <w:t xml:space="preserve">— 권한 변경 시 전/후 스냅샷을 감사 로그에 JSON으로 저장한다. 데이터 크기가 크므로 압축 저장을 권장한다.</w:t>
+      </w:r>
+    </w:p>
+    <w:p>
+      <w:r>
+        <w:pict>
+          <v:rect style="width:0;height:1.5pt" o:hralign="center" o:hrstd="t" o:hr="t"/>
+        </w:pict>
+      </w:r>
+    </w:p>
+    <w:p>
+      <w:pPr>
+        <w:pStyle w:val="Heading2"/>
+      </w:pPr>
+      <w:bookmarkStart w:id="30" w:name="정상작동-시나리오"/>
+      <w:r>
+        <w:t xml:space="preserve">3. 정상작동 시나리오</w:t>
+      </w:r>
+      <w:bookmarkEnd w:id="30"/>
+    </w:p>
+    <w:p>
+      <w:pPr>
+        <w:pStyle w:val="Heading3"/>
+      </w:pPr>
+      <w:bookmarkStart w:id="31" w:name="시나리오-1-메뉴-권한-설정"/>
+      <w:r>
+        <w:t xml:space="preserve">시나리오 1: 메뉴 권한 설정</w:t>
+      </w:r>
+      <w:bookmarkEnd w:id="31"/>
+    </w:p>
+    <w:tbl>
+      <w:tblPr>
+        <w:tblStyle w:val="Table"/>
+        <w:jc w:val="center"/>
+        <w:tblLook w:firstRow="1"/>
+        <w:tblW w:w="5000" w:type="pct"/>
+      </w:tblPr>
+      <w:tblGrid/>
+      <w:tr>
+        <w:trPr>
+          <w:cnfStyle w:firstRow="1"/>
+          <w:tblHeader/>
+        </w:trPr>
+        <w:tc>
+          <w:tcPr>
+            <w:tcBorders>
+              <w:bottom w:val="single"/>
+            </w:tcBorders>
+            <w:vAlign w:val="bottom"/>
+            <w:tcBorders>
+              <w:top w:val="single" w:sz="6" w:space="0" w:color="2E75B6"/>
+              <w:bottom w:val="single" w:sz="6" w:space="0" w:color="2E75B6"/>
+              <w:left w:val="single" w:sz="4" w:space="0" w:color="BFBFBF"/>
+              <w:right w:val="single" w:sz="4" w:space="0" w:color="BFBFBF"/>
+            </w:tcBorders>
+            <w:shd w:fill="2E75B6" w:val="clear"/>
+            <w:tcMar>
+              <w:top w:w="50" w:type="dxa"/>
+              <w:bottom w:w="50" w:type="dxa"/>
+              <w:left w:w="100" w:type="dxa"/>
+              <w:right w:w="100" w:type="dxa"/>
+            </w:tcMar>
+          </w:tcPr>
+          <w:p>
+            <w:pPr>
+              <w:pStyle w:val="Compact"/>
+              <w:spacing w:before="20" w:after="20" w:line="280" w:lineRule="exact"/>
+              <w:jc w:val="left"/>
+            </w:pPr>
+            <w:r>
+              <w:rPr>
+                <w:rFonts w:ascii="Arial" w:hAnsi="Arial" w:eastAsia="맑은 고딕"/>
+                <w:b/>
+                <w:color w:val="FFFFFF"/>
+                <w:sz w:val="18"/>
+              </w:rPr>
+              <w:t xml:space="preserve">단계</w:t>
+            </w:r>
+          </w:p>
+        </w:tc>
+        <w:tc>
+          <w:tcPr>
+            <w:tcBorders>
+              <w:bottom w:val="single"/>
+            </w:tcBorders>
+            <w:vAlign w:val="bottom"/>
+            <w:tcBorders>
+              <w:top w:val="single" w:sz="6" w:space="0" w:color="2E75B6"/>
+              <w:bottom w:val="single" w:sz="6" w:space="0" w:color="2E75B6"/>
+              <w:left w:val="single" w:sz="4" w:space="0" w:color="BFBFBF"/>
+              <w:right w:val="single" w:sz="4" w:space="0" w:color="BFBFBF"/>
+            </w:tcBorders>
+            <w:shd w:fill="2E75B6" w:val="clear"/>
+            <w:tcMar>
+              <w:top w:w="50" w:type="dxa"/>
+              <w:bottom w:w="50" w:type="dxa"/>
+              <w:left w:w="100" w:type="dxa"/>
+              <w:right w:w="100" w:type="dxa"/>
+            </w:tcMar>
+          </w:tcPr>
+          <w:p>
+            <w:pPr>
+              <w:pStyle w:val="Compact"/>
+              <w:spacing w:before="20" w:after="20" w:line="280" w:lineRule="exact"/>
+              <w:jc w:val="left"/>
+            </w:pPr>
+            <w:r>
+              <w:rPr>
+                <w:rFonts w:ascii="Arial" w:hAnsi="Arial" w:eastAsia="맑은 고딕"/>
+                <w:b/>
+                <w:color w:val="FFFFFF"/>
+                <w:sz w:val="18"/>
+              </w:rPr>
+              <w:t xml:space="preserve">사용자 행동</w:t>
+            </w:r>
+          </w:p>
+        </w:tc>
+        <w:tc>
+          <w:tcPr>
+            <w:tcBorders>
+              <w:bottom w:val="single"/>
+            </w:tcBorders>
+            <w:vAlign w:val="bottom"/>
+            <w:tcBorders>
+              <w:top w:val="single" w:sz="6" w:space="0" w:color="2E75B6"/>
+              <w:bottom w:val="single" w:sz="6" w:space="0" w:color="2E75B6"/>
+              <w:left w:val="single" w:sz="4" w:space="0" w:color="BFBFBF"/>
+              <w:right w:val="single" w:sz="4" w:space="0" w:color="BFBFBF"/>
+            </w:tcBorders>
+            <w:shd w:fill="2E75B6" w:val="clear"/>
+            <w:tcMar>
+              <w:top w:w="50" w:type="dxa"/>
+              <w:bottom w:w="50" w:type="dxa"/>
+              <w:left w:w="100" w:type="dxa"/>
+              <w:right w:w="100" w:type="dxa"/>
+            </w:tcMar>
+          </w:tcPr>
+          <w:p>
+            <w:pPr>
+              <w:pStyle w:val="Compact"/>
+              <w:spacing w:before="20" w:after="20" w:line="280" w:lineRule="exact"/>
+              <w:jc w:val="left"/>
+            </w:pPr>
+            <w:r>
+              <w:rPr>
+                <w:rFonts w:ascii="Arial" w:hAnsi="Arial" w:eastAsia="맑은 고딕"/>
+                <w:b/>
+                <w:color w:val="FFFFFF"/>
+                <w:sz w:val="18"/>
+              </w:rPr>
+              <w:t xml:space="preserve">시스템 응답</w:t>
+            </w:r>
+          </w:p>
+        </w:tc>
+        <w:tc>
+          <w:tcPr>
+            <w:tcBorders>
+              <w:bottom w:val="single"/>
+            </w:tcBorders>
+            <w:vAlign w:val="bottom"/>
+            <w:tcBorders>
+              <w:top w:val="single" w:sz="6" w:space="0" w:color="2E75B6"/>
+              <w:bottom w:val="single" w:sz="6" w:space="0" w:color="2E75B6"/>
+              <w:left w:val="single" w:sz="4" w:space="0" w:color="BFBFBF"/>
+              <w:right w:val="single" w:sz="4" w:space="0" w:color="BFBFBF"/>
+            </w:tcBorders>
+            <w:shd w:fill="2E75B6" w:val="clear"/>
+            <w:tcMar>
+              <w:top w:w="50" w:type="dxa"/>
+              <w:bottom w:w="50" w:type="dxa"/>
+              <w:left w:w="100" w:type="dxa"/>
+              <w:right w:w="100" w:type="dxa"/>
+            </w:tcMar>
+          </w:tcPr>
+          <w:p>
+            <w:pPr>
+              <w:pStyle w:val="Compact"/>
+              <w:spacing w:before="20" w:after="20" w:line="280" w:lineRule="exact"/>
+              <w:jc w:val="left"/>
+            </w:pPr>
+            <w:r>
+              <w:rPr>
+                <w:rFonts w:ascii="Arial" w:hAnsi="Arial" w:eastAsia="맑은 고딕"/>
+                <w:b/>
+                <w:color w:val="FFFFFF"/>
+                <w:sz w:val="18"/>
+              </w:rPr>
+              <w:t xml:space="preserve">검증 포인트</w:t>
+            </w:r>
+          </w:p>
+        </w:tc>
+      </w:tr>
+      <w:tr>
+        <w:trPr/>
+        <w:tc>
+          <w:tcPr>
+            <w:tcBorders>
+              <w:top w:val="single" w:sz="4" w:space="0" w:color="BFBFBF"/>
+              <w:bottom w:val="single" w:sz="4" w:space="0" w:color="BFBFBF"/>
+              <w:left w:val="single" w:sz="4" w:space="0" w:color="BFBFBF"/>
+              <w:right w:val="single" w:sz="4" w:space="0" w:color="BFBFBF"/>
+            </w:tcBorders>
+            <w:tcMar>
+              <w:top w:w="50" w:type="dxa"/>
+              <w:bottom w:w="50" w:type="dxa"/>
+              <w:left w:w="100" w:type="dxa"/>
+              <w:right w:w="100" w:type="dxa"/>
+            </w:tcMar>
+          </w:tcPr>
+          <w:p>
+            <w:pPr>
+              <w:pStyle w:val="Compact"/>
+              <w:spacing w:before="20" w:after="20" w:line="280" w:lineRule="exact"/>
+              <w:jc w:val="left"/>
+            </w:pPr>
+            <w:r>
+              <w:rPr>
+                <w:rFonts w:ascii="Arial" w:hAnsi="Arial" w:eastAsia="맑은 고딕"/>
+                <w:color w:val="333333"/>
+                <w:sz w:val="18"/>
+              </w:rPr>
+              <w:t xml:space="preserve">1</w:t>
+            </w:r>
+          </w:p>
+        </w:tc>
+        <w:tc>
+          <w:tcPr>
+            <w:tcBorders>
+              <w:top w:val="single" w:sz="4" w:space="0" w:color="BFBFBF"/>
+              <w:bottom w:val="single" w:sz="4" w:space="0" w:color="BFBFBF"/>
+              <w:left w:val="single" w:sz="4" w:space="0" w:color="BFBFBF"/>
+              <w:right w:val="single" w:sz="4" w:space="0" w:color="BFBFBF"/>
+            </w:tcBorders>
+            <w:tcMar>
+              <w:top w:w="50" w:type="dxa"/>
+              <w:bottom w:w="50" w:type="dxa"/>
+              <w:left w:w="100" w:type="dxa"/>
+              <w:right w:w="100" w:type="dxa"/>
+            </w:tcMar>
+          </w:tcPr>
+          <w:p>
+            <w:pPr>
+              <w:pStyle w:val="Compact"/>
+              <w:spacing w:before="20" w:after="20" w:line="280" w:lineRule="exact"/>
+              <w:jc w:val="left"/>
+            </w:pPr>
+            <w:r>
+              <w:rPr>
+                <w:rFonts w:ascii="Arial" w:hAnsi="Arial" w:eastAsia="맑은 고딕"/>
+                <w:color w:val="333333"/>
+                <w:sz w:val="18"/>
+              </w:rPr>
+              <w:t xml:space="preserve">권한 관리 페이지 진입</w:t>
+            </w:r>
+          </w:p>
+        </w:tc>
+        <w:tc>
+          <w:tcPr>
+            <w:tcBorders>
+              <w:top w:val="single" w:sz="4" w:space="0" w:color="BFBFBF"/>
+              <w:bottom w:val="single" w:sz="4" w:space="0" w:color="BFBFBF"/>
+              <w:left w:val="single" w:sz="4" w:space="0" w:color="BFBFBF"/>
+              <w:right w:val="single" w:sz="4" w:space="0" w:color="BFBFBF"/>
+            </w:tcBorders>
+            <w:tcMar>
+              <w:top w:w="50" w:type="dxa"/>
+              <w:bottom w:w="50" w:type="dxa"/>
+              <w:left w:w="100" w:type="dxa"/>
+              <w:right w:w="100" w:type="dxa"/>
+            </w:tcMar>
+          </w:tcPr>
+          <w:p>
+            <w:pPr>
+              <w:pStyle w:val="Compact"/>
+              <w:spacing w:before="20" w:after="20" w:line="280" w:lineRule="exact"/>
+              <w:jc w:val="left"/>
+            </w:pPr>
+            <w:r>
+              <w:rPr>
+                <w:rFonts w:ascii="Arial" w:hAnsi="Arial" w:eastAsia="맑은 고딕"/>
+                <w:color w:val="333333"/>
+                <w:sz w:val="18"/>
+              </w:rPr>
+              <w:t xml:space="preserve">메뉴별 권한 매트릭스 렌더링</w:t>
+            </w:r>
+          </w:p>
+        </w:tc>
+        <w:tc>
+          <w:tcPr>
+            <w:tcBorders>
+              <w:top w:val="single" w:sz="4" w:space="0" w:color="BFBFBF"/>
+              <w:bottom w:val="single" w:sz="4" w:space="0" w:color="BFBFBF"/>
+              <w:left w:val="single" w:sz="4" w:space="0" w:color="BFBFBF"/>
+              <w:right w:val="single" w:sz="4" w:space="0" w:color="BFBFBF"/>
+            </w:tcBorders>
+            <w:tcMar>
+              <w:top w:w="50" w:type="dxa"/>
+              <w:bottom w:w="50" w:type="dxa"/>
+              <w:left w:w="100" w:type="dxa"/>
+              <w:right w:w="100" w:type="dxa"/>
+            </w:tcMar>
+          </w:tcPr>
+          <w:p>
+            <w:pPr>
+              <w:pStyle w:val="Compact"/>
+              <w:spacing w:before="20" w:after="20" w:line="280" w:lineRule="exact"/>
+              <w:jc w:val="left"/>
+            </w:pPr>
+            <w:r>
+              <w:rPr>
+                <w:rFonts w:ascii="Arial" w:hAnsi="Arial" w:eastAsia="맑은 고딕"/>
+                <w:color w:val="333333"/>
+                <w:sz w:val="18"/>
+              </w:rPr>
+              <w:t xml:space="preserve">직원/팀별 권한 현황</w:t>
+            </w:r>
+          </w:p>
+        </w:tc>
+      </w:tr>
+      <w:tr>
+        <w:trPr/>
+        <w:tc>
+          <w:tcPr>
+            <w:tcBorders>
+              <w:top w:val="single" w:sz="4" w:space="0" w:color="BFBFBF"/>
+              <w:bottom w:val="single" w:sz="4" w:space="0" w:color="BFBFBF"/>
+              <w:left w:val="single" w:sz="4" w:space="0" w:color="BFBFBF"/>
+              <w:right w:val="single" w:sz="4" w:space="0" w:color="BFBFBF"/>
+            </w:tcBorders>
+            <w:shd w:fill="F2F7FB" w:val="clear"/>
+            <w:tcMar>
+              <w:top w:w="50" w:type="dxa"/>
+              <w:bottom w:w="50" w:type="dxa"/>
+              <w:left w:w="100" w:type="dxa"/>
+              <w:right w:w="100" w:type="dxa"/>
+            </w:tcMar>
+          </w:tcPr>
+          <w:p>
+            <w:pPr>
+              <w:pStyle w:val="Compact"/>
+              <w:spacing w:before="20" w:after="20" w:line="280" w:lineRule="exact"/>
+              <w:jc w:val="left"/>
+            </w:pPr>
+            <w:r>
+              <w:rPr>
+                <w:rFonts w:ascii="Arial" w:hAnsi="Arial" w:eastAsia="맑은 고딕"/>
+                <w:color w:val="333333"/>
+                <w:sz w:val="18"/>
+              </w:rPr>
+              <w:t xml:space="preserve">2</w:t>
+            </w:r>
+          </w:p>
+        </w:tc>
+        <w:tc>
+          <w:tcPr>
+            <w:tcBorders>
+              <w:top w:val="single" w:sz="4" w:space="0" w:color="BFBFBF"/>
+              <w:bottom w:val="single" w:sz="4" w:space="0" w:color="BFBFBF"/>
+              <w:left w:val="single" w:sz="4" w:space="0" w:color="BFBFBF"/>
+              <w:right w:val="single" w:sz="4" w:space="0" w:color="BFBFBF"/>
+            </w:tcBorders>
+            <w:shd w:fill="F2F7FB" w:val="clear"/>
+            <w:tcMar>
+              <w:top w:w="50" w:type="dxa"/>
+              <w:bottom w:w="50" w:type="dxa"/>
+              <w:left w:w="100" w:type="dxa"/>
+              <w:right w:w="100" w:type="dxa"/>
+            </w:tcMar>
+          </w:tcPr>
+          <w:p>
+            <w:pPr>
+              <w:pStyle w:val="Compact"/>
+              <w:spacing w:before="20" w:after="20" w:line="280" w:lineRule="exact"/>
+              <w:jc w:val="left"/>
+            </w:pPr>
+            <w:r>
+              <w:rPr>
+                <w:rFonts w:ascii="Arial" w:hAnsi="Arial" w:eastAsia="맑은 고딕"/>
+                <w:color w:val="333333"/>
+                <w:sz w:val="18"/>
+              </w:rPr>
+              <w:t xml:space="preserve">대상 직원/팀 선택</w:t>
+            </w:r>
+          </w:p>
+        </w:tc>
+        <w:tc>
+          <w:tcPr>
+            <w:tcBorders>
+              <w:top w:val="single" w:sz="4" w:space="0" w:color="BFBFBF"/>
+              <w:bottom w:val="single" w:sz="4" w:space="0" w:color="BFBFBF"/>
+              <w:left w:val="single" w:sz="4" w:space="0" w:color="BFBFBF"/>
+              <w:right w:val="single" w:sz="4" w:space="0" w:color="BFBFBF"/>
+            </w:tcBorders>
+            <w:shd w:fill="F2F7FB" w:val="clear"/>
+            <w:tcMar>
+              <w:top w:w="50" w:type="dxa"/>
+              <w:bottom w:w="50" w:type="dxa"/>
+              <w:left w:w="100" w:type="dxa"/>
+              <w:right w:w="100" w:type="dxa"/>
+            </w:tcMar>
+          </w:tcPr>
+          <w:p>
+            <w:pPr>
+              <w:pStyle w:val="Compact"/>
+              <w:spacing w:before="20" w:after="20" w:line="280" w:lineRule="exact"/>
+              <w:jc w:val="left"/>
+            </w:pPr>
+            <w:r>
+              <w:rPr>
+                <w:rFonts w:ascii="Arial" w:hAnsi="Arial" w:eastAsia="맑은 고딕"/>
+                <w:color w:val="333333"/>
+                <w:sz w:val="18"/>
+              </w:rPr>
+              <w:t xml:space="preserve">해당 대상의 현재 권한 로드</w:t>
+            </w:r>
+          </w:p>
+        </w:tc>
+        <w:tc>
+          <w:tcPr>
+            <w:tcBorders>
+              <w:top w:val="single" w:sz="4" w:space="0" w:color="BFBFBF"/>
+              <w:bottom w:val="single" w:sz="4" w:space="0" w:color="BFBFBF"/>
+              <w:left w:val="single" w:sz="4" w:space="0" w:color="BFBFBF"/>
+              <w:right w:val="single" w:sz="4" w:space="0" w:color="BFBFBF"/>
+            </w:tcBorders>
+            <w:shd w:fill="F2F7FB" w:val="clear"/>
+            <w:tcMar>
+              <w:top w:w="50" w:type="dxa"/>
+              <w:bottom w:w="50" w:type="dxa"/>
+              <w:left w:w="100" w:type="dxa"/>
+              <w:right w:w="100" w:type="dxa"/>
+            </w:tcMar>
+          </w:tcPr>
+          <w:p>
+            <w:pPr>
+              <w:pStyle w:val="Compact"/>
+              <w:spacing w:before="20" w:after="20" w:line="280" w:lineRule="exact"/>
+              <w:jc w:val="left"/>
+            </w:pPr>
+            <w:r>
+              <w:rPr>
+                <w:rFonts w:ascii="Arial" w:hAnsi="Arial" w:eastAsia="맑은 고딕"/>
+                <w:color w:val="333333"/>
+                <w:sz w:val="18"/>
+              </w:rPr>
+              <w:t xml:space="preserve">메뉴별 접근 수준 표시</w:t>
+            </w:r>
+          </w:p>
+        </w:tc>
+      </w:tr>
+      <w:tr>
+        <w:trPr/>
+        <w:tc>
+          <w:tcPr>
+            <w:tcBorders>
+              <w:top w:val="single" w:sz="4" w:space="0" w:color="BFBFBF"/>
+              <w:bottom w:val="single" w:sz="4" w:space="0" w:color="BFBFBF"/>
+              <w:left w:val="single" w:sz="4" w:space="0" w:color="BFBFBF"/>
+              <w:right w:val="single" w:sz="4" w:space="0" w:color="BFBFBF"/>
+            </w:tcBorders>
+            <w:tcMar>
+              <w:top w:w="50" w:type="dxa"/>
+              <w:bottom w:w="50" w:type="dxa"/>
+              <w:left w:w="100" w:type="dxa"/>
+              <w:right w:w="100" w:type="dxa"/>
+            </w:tcMar>
+          </w:tcPr>
+          <w:p>
+            <w:pPr>
+              <w:pStyle w:val="Compact"/>
+              <w:spacing w:before="20" w:after="20" w:line="280" w:lineRule="exact"/>
+              <w:jc w:val="left"/>
+            </w:pPr>
+            <w:r>
+              <w:rPr>
+                <w:rFonts w:ascii="Arial" w:hAnsi="Arial" w:eastAsia="맑은 고딕"/>
+                <w:color w:val="333333"/>
+                <w:sz w:val="18"/>
+              </w:rPr>
+              <w:t xml:space="preserve">3</w:t>
+            </w:r>
+          </w:p>
+        </w:tc>
+        <w:tc>
+          <w:tcPr>
+            <w:tcBorders>
+              <w:top w:val="single" w:sz="4" w:space="0" w:color="BFBFBF"/>
+              <w:bottom w:val="single" w:sz="4" w:space="0" w:color="BFBFBF"/>
+              <w:left w:val="single" w:sz="4" w:space="0" w:color="BFBFBF"/>
+              <w:right w:val="single" w:sz="4" w:space="0" w:color="BFBFBF"/>
+            </w:tcBorders>
+            <w:tcMar>
+              <w:top w:w="50" w:type="dxa"/>
+              <w:bottom w:w="50" w:type="dxa"/>
+              <w:left w:w="100" w:type="dxa"/>
+              <w:right w:w="100" w:type="dxa"/>
+            </w:tcMar>
+          </w:tcPr>
+          <w:p>
+            <w:pPr>
+              <w:pStyle w:val="Compact"/>
+              <w:spacing w:before="20" w:after="20" w:line="280" w:lineRule="exact"/>
+              <w:jc w:val="left"/>
+            </w:pPr>
+            <w:r>
+              <w:rPr>
+                <w:rFonts w:ascii="Arial" w:hAnsi="Arial" w:eastAsia="맑은 고딕"/>
+                <w:color w:val="333333"/>
+                <w:sz w:val="18"/>
+              </w:rPr>
+              <w:t xml:space="preserve">메뉴별 접근 수준 변경 (none/read/write/admin)</w:t>
+            </w:r>
+          </w:p>
+        </w:tc>
+        <w:tc>
+          <w:tcPr>
+            <w:tcBorders>
+              <w:top w:val="single" w:sz="4" w:space="0" w:color="BFBFBF"/>
+              <w:bottom w:val="single" w:sz="4" w:space="0" w:color="BFBFBF"/>
+              <w:left w:val="single" w:sz="4" w:space="0" w:color="BFBFBF"/>
+              <w:right w:val="single" w:sz="4" w:space="0" w:color="BFBFBF"/>
+            </w:tcBorders>
+            <w:tcMar>
+              <w:top w:w="50" w:type="dxa"/>
+              <w:bottom w:w="50" w:type="dxa"/>
+              <w:left w:w="100" w:type="dxa"/>
+              <w:right w:w="100" w:type="dxa"/>
+            </w:tcMar>
+          </w:tcPr>
+          <w:p>
+            <w:pPr>
+              <w:pStyle w:val="Compact"/>
+              <w:spacing w:before="20" w:after="20" w:line="280" w:lineRule="exact"/>
+              <w:jc w:val="left"/>
+            </w:pPr>
+            <w:r>
+              <w:rPr>
+                <w:rFonts w:ascii="Arial" w:hAnsi="Arial" w:eastAsia="맑은 고딕"/>
+                <w:color w:val="333333"/>
+                <w:sz w:val="18"/>
+              </w:rPr>
+              <w:t xml:space="preserve">체크박스/Select 변경</w:t>
+            </w:r>
+          </w:p>
+        </w:tc>
+        <w:tc>
+          <w:tcPr>
+            <w:tcBorders>
+              <w:top w:val="single" w:sz="4" w:space="0" w:color="BFBFBF"/>
+              <w:bottom w:val="single" w:sz="4" w:space="0" w:color="BFBFBF"/>
+              <w:left w:val="single" w:sz="4" w:space="0" w:color="BFBFBF"/>
+              <w:right w:val="single" w:sz="4" w:space="0" w:color="BFBFBF"/>
+            </w:tcBorders>
+            <w:tcMar>
+              <w:top w:w="50" w:type="dxa"/>
+              <w:bottom w:w="50" w:type="dxa"/>
+              <w:left w:w="100" w:type="dxa"/>
+              <w:right w:w="100" w:type="dxa"/>
+            </w:tcMar>
+          </w:tcPr>
+          <w:p>
+            <w:pPr>
+              <w:pStyle w:val="Compact"/>
+              <w:spacing w:before="20" w:after="20" w:line="280" w:lineRule="exact"/>
+              <w:jc w:val="left"/>
+            </w:pPr>
+            <w:r>
+              <w:rPr>
+                <w:rFonts w:ascii="Arial" w:hAnsi="Arial" w:eastAsia="맑은 고딕"/>
+                <w:color w:val="333333"/>
+                <w:sz w:val="18"/>
+              </w:rPr>
+              <w:t xml:space="preserve">즉시 상태 반영</w:t>
+            </w:r>
+          </w:p>
+        </w:tc>
+      </w:tr>
+      <w:tr>
+        <w:trPr/>
+        <w:tc>
+          <w:tcPr>
+            <w:tcBorders>
+              <w:top w:val="single" w:sz="4" w:space="0" w:color="BFBFBF"/>
+              <w:bottom w:val="single" w:sz="4" w:space="0" w:color="BFBFBF"/>
+              <w:left w:val="single" w:sz="4" w:space="0" w:color="BFBFBF"/>
+              <w:right w:val="single" w:sz="4" w:space="0" w:color="BFBFBF"/>
+            </w:tcBorders>
+            <w:shd w:fill="F2F7FB" w:val="clear"/>
+            <w:tcMar>
+              <w:top w:w="50" w:type="dxa"/>
+              <w:bottom w:w="50" w:type="dxa"/>
+              <w:left w:w="100" w:type="dxa"/>
+              <w:right w:w="100" w:type="dxa"/>
+            </w:tcMar>
+          </w:tcPr>
+          <w:p>
+            <w:pPr>
+              <w:pStyle w:val="Compact"/>
+              <w:spacing w:before="20" w:after="20" w:line="280" w:lineRule="exact"/>
+              <w:jc w:val="left"/>
+            </w:pPr>
+            <w:r>
+              <w:rPr>
+                <w:rFonts w:ascii="Arial" w:hAnsi="Arial" w:eastAsia="맑은 고딕"/>
+                <w:color w:val="333333"/>
+                <w:sz w:val="18"/>
+              </w:rPr>
+              <w:t xml:space="preserve">4</w:t>
+            </w:r>
+          </w:p>
+        </w:tc>
+        <w:tc>
+          <w:tcPr>
+            <w:tcBorders>
+              <w:top w:val="single" w:sz="4" w:space="0" w:color="BFBFBF"/>
+              <w:bottom w:val="single" w:sz="4" w:space="0" w:color="BFBFBF"/>
+              <w:left w:val="single" w:sz="4" w:space="0" w:color="BFBFBF"/>
+              <w:right w:val="single" w:sz="4" w:space="0" w:color="BFBFBF"/>
+            </w:tcBorders>
+            <w:shd w:fill="F2F7FB" w:val="clear"/>
+            <w:tcMar>
+              <w:top w:w="50" w:type="dxa"/>
+              <w:bottom w:w="50" w:type="dxa"/>
+              <w:left w:w="100" w:type="dxa"/>
+              <w:right w:w="100" w:type="dxa"/>
+            </w:tcMar>
+          </w:tcPr>
+          <w:p>
+            <w:pPr>
+              <w:pStyle w:val="Compact"/>
+              <w:spacing w:before="20" w:after="20" w:line="280" w:lineRule="exact"/>
+              <w:jc w:val="left"/>
+            </w:pPr>
+            <w:r>
+              <w:rPr>
+                <w:rFonts w:ascii="Arial" w:hAnsi="Arial" w:eastAsia="맑은 고딕"/>
+                <w:color w:val="333333"/>
+                <w:sz w:val="18"/>
+              </w:rPr>
+              <w:t xml:space="preserve">[저장] 클릭</w:t>
+            </w:r>
+          </w:p>
+        </w:tc>
+        <w:tc>
+          <w:tcPr>
+            <w:tcBorders>
+              <w:top w:val="single" w:sz="4" w:space="0" w:color="BFBFBF"/>
+              <w:bottom w:val="single" w:sz="4" w:space="0" w:color="BFBFBF"/>
+              <w:left w:val="single" w:sz="4" w:space="0" w:color="BFBFBF"/>
+              <w:right w:val="single" w:sz="4" w:space="0" w:color="BFBFBF"/>
+            </w:tcBorders>
+            <w:shd w:fill="F2F7FB" w:val="clear"/>
+            <w:tcMar>
+              <w:top w:w="50" w:type="dxa"/>
+              <w:bottom w:w="50" w:type="dxa"/>
+              <w:left w:w="100" w:type="dxa"/>
+              <w:right w:w="100" w:type="dxa"/>
+            </w:tcMar>
+          </w:tcPr>
+          <w:p>
+            <w:pPr>
+              <w:pStyle w:val="Compact"/>
+              <w:spacing w:before="20" w:after="20" w:line="280" w:lineRule="exact"/>
+              <w:jc w:val="left"/>
+            </w:pPr>
+            <w:r>
+              <w:rPr>
+                <w:rStyle w:val="VerbatimChar"/>
+                <w:rFonts w:ascii="Arial" w:hAnsi="Arial" w:eastAsia="맑은 고딕"/>
+                <w:color w:val="333333"/>
+                <w:sz w:val="18"/>
+              </w:rPr>
+              <w:t xml:space="preserve">PUT /api/permissions</w:t>
+            </w:r>
+            <w:r>
+              <w:rPr>
+                <w:rFonts w:ascii="Arial" w:hAnsi="Arial" w:eastAsia="맑은 고딕"/>
+                <w:color w:val="333333"/>
+                <w:sz w:val="18"/>
+              </w:rPr>
+              <w:t xml:space="preserve"> </w:t>
+            </w:r>
+            <w:r>
+              <w:rPr>
+                <w:rFonts w:ascii="Arial" w:hAnsi="Arial" w:eastAsia="맑은 고딕"/>
+                <w:color w:val="333333"/>
+                <w:sz w:val="18"/>
+              </w:rPr>
+              <w:t xml:space="preserve">→ 성공 Toast</w:t>
+            </w:r>
+          </w:p>
+        </w:tc>
+        <w:tc>
+          <w:tcPr>
+            <w:tcBorders>
+              <w:top w:val="single" w:sz="4" w:space="0" w:color="BFBFBF"/>
+              <w:bottom w:val="single" w:sz="4" w:space="0" w:color="BFBFBF"/>
+              <w:left w:val="single" w:sz="4" w:space="0" w:color="BFBFBF"/>
+              <w:right w:val="single" w:sz="4" w:space="0" w:color="BFBFBF"/>
+            </w:tcBorders>
+            <w:shd w:fill="F2F7FB" w:val="clear"/>
+            <w:tcMar>
+              <w:top w:w="50" w:type="dxa"/>
+              <w:bottom w:w="50" w:type="dxa"/>
+              <w:left w:w="100" w:type="dxa"/>
+              <w:right w:w="100" w:type="dxa"/>
+            </w:tcMar>
+          </w:tcPr>
+          <w:p>
+            <w:pPr>
+              <w:pStyle w:val="Compact"/>
+              <w:spacing w:before="20" w:after="20" w:line="280" w:lineRule="exact"/>
+              <w:jc w:val="left"/>
+            </w:pPr>
+            <w:r>
+              <w:rPr>
+                <w:rFonts w:ascii="Arial" w:hAnsi="Arial" w:eastAsia="맑은 고딕"/>
+                <w:color w:val="333333"/>
+                <w:sz w:val="18"/>
+              </w:rPr>
+              <w:t xml:space="preserve">감사 로그 기록</w:t>
+            </w:r>
+          </w:p>
+        </w:tc>
+      </w:tr>
+      <w:tr>
+        <w:trPr/>
+        <w:tc>
+          <w:tcPr>
+            <w:tcBorders>
+              <w:top w:val="single" w:sz="4" w:space="0" w:color="BFBFBF"/>
+              <w:bottom w:val="single" w:sz="4" w:space="0" w:color="BFBFBF"/>
+              <w:left w:val="single" w:sz="4" w:space="0" w:color="BFBFBF"/>
+              <w:right w:val="single" w:sz="4" w:space="0" w:color="BFBFBF"/>
+            </w:tcBorders>
+            <w:tcMar>
+              <w:top w:w="50" w:type="dxa"/>
+              <w:bottom w:w="50" w:type="dxa"/>
+              <w:left w:w="100" w:type="dxa"/>
+              <w:right w:w="100" w:type="dxa"/>
+            </w:tcMar>
+          </w:tcPr>
+          <w:p>
+            <w:pPr>
+              <w:pStyle w:val="Compact"/>
+              <w:spacing w:before="20" w:after="20" w:line="280" w:lineRule="exact"/>
+              <w:jc w:val="left"/>
+            </w:pPr>
+            <w:r>
+              <w:rPr>
+                <w:rFonts w:ascii="Arial" w:hAnsi="Arial" w:eastAsia="맑은 고딕"/>
+                <w:color w:val="333333"/>
+                <w:sz w:val="18"/>
+              </w:rPr>
+              <w:t xml:space="preserve">5</w:t>
+            </w:r>
+          </w:p>
+        </w:tc>
+        <w:tc>
+          <w:tcPr>
+            <w:tcBorders>
+              <w:top w:val="single" w:sz="4" w:space="0" w:color="BFBFBF"/>
+              <w:bottom w:val="single" w:sz="4" w:space="0" w:color="BFBFBF"/>
+              <w:left w:val="single" w:sz="4" w:space="0" w:color="BFBFBF"/>
+              <w:right w:val="single" w:sz="4" w:space="0" w:color="BFBFBF"/>
+            </w:tcBorders>
+            <w:tcMar>
+              <w:top w:w="50" w:type="dxa"/>
+              <w:bottom w:w="50" w:type="dxa"/>
+              <w:left w:w="100" w:type="dxa"/>
+              <w:right w:w="100" w:type="dxa"/>
+            </w:tcMar>
+          </w:tcPr>
+          <w:p>
+            <w:pPr>
+              <w:pStyle w:val="Compact"/>
+              <w:spacing w:before="20" w:after="20" w:line="280" w:lineRule="exact"/>
+              <w:jc w:val="left"/>
+            </w:pPr>
+            <w:r>
+              <w:rPr>
+                <w:rFonts w:ascii="Arial" w:hAnsi="Arial" w:eastAsia="맑은 고딕"/>
+                <w:color w:val="333333"/>
+                <w:sz w:val="18"/>
+              </w:rPr>
+              <w:t xml:space="preserve">대상 직원 재로그인 시</w:t>
+            </w:r>
+          </w:p>
+        </w:tc>
+        <w:tc>
+          <w:tcPr>
+            <w:tcBorders>
+              <w:top w:val="single" w:sz="4" w:space="0" w:color="BFBFBF"/>
+              <w:bottom w:val="single" w:sz="4" w:space="0" w:color="BFBFBF"/>
+              <w:left w:val="single" w:sz="4" w:space="0" w:color="BFBFBF"/>
+              <w:right w:val="single" w:sz="4" w:space="0" w:color="BFBFBF"/>
+            </w:tcBorders>
+            <w:tcMar>
+              <w:top w:w="50" w:type="dxa"/>
+              <w:bottom w:w="50" w:type="dxa"/>
+              <w:left w:w="100" w:type="dxa"/>
+              <w:right w:w="100" w:type="dxa"/>
+            </w:tcMar>
+          </w:tcPr>
+          <w:p>
+            <w:pPr>
+              <w:pStyle w:val="Compact"/>
+              <w:spacing w:before="20" w:after="20" w:line="280" w:lineRule="exact"/>
+              <w:jc w:val="left"/>
+            </w:pPr>
+            <w:r>
+              <w:rPr>
+                <w:rFonts w:ascii="Arial" w:hAnsi="Arial" w:eastAsia="맑은 고딕"/>
+                <w:color w:val="333333"/>
+                <w:sz w:val="18"/>
+              </w:rPr>
+              <w:t xml:space="preserve">변경된 권한으로 메뉴 접근</w:t>
+            </w:r>
+          </w:p>
+        </w:tc>
+        <w:tc>
+          <w:tcPr>
+            <w:tcBorders>
+              <w:top w:val="single" w:sz="4" w:space="0" w:color="BFBFBF"/>
+              <w:bottom w:val="single" w:sz="4" w:space="0" w:color="BFBFBF"/>
+              <w:left w:val="single" w:sz="4" w:space="0" w:color="BFBFBF"/>
+              <w:right w:val="single" w:sz="4" w:space="0" w:color="BFBFBF"/>
+            </w:tcBorders>
+            <w:tcMar>
+              <w:top w:w="50" w:type="dxa"/>
+              <w:bottom w:w="50" w:type="dxa"/>
+              <w:left w:w="100" w:type="dxa"/>
+              <w:right w:w="100" w:type="dxa"/>
+            </w:tcMar>
+          </w:tcPr>
+          <w:p>
+            <w:pPr>
+              <w:pStyle w:val="Compact"/>
+              <w:spacing w:before="20" w:after="20" w:line="280" w:lineRule="exact"/>
+              <w:jc w:val="left"/>
+            </w:pPr>
+            <w:r>
+              <w:rPr>
+                <w:rFonts w:ascii="Arial" w:hAnsi="Arial" w:eastAsia="맑은 고딕"/>
+                <w:color w:val="333333"/>
+                <w:sz w:val="18"/>
+              </w:rPr>
+              <w:t xml:space="preserve">비허용 메뉴 비노출</w:t>
+            </w:r>
+          </w:p>
+        </w:tc>
+      </w:tr>
+    </w:tbl>
+    <w:p>
+      <w:r>
+        <w:pict>
+          <v:rect style="width:0;height:1.5pt" o:hralign="center" o:hrstd="t" o:hr="t"/>
+        </w:pict>
+      </w:r>
+    </w:p>
+    <w:p>
+      <w:pPr>
+        <w:pStyle w:val="Heading2"/>
+      </w:pPr>
+      <w:bookmarkStart w:id="32" w:name="개발자용-정책-설명"/>
+      <w:r>
+        <w:t xml:space="preserve">4. 개발자용 정책 설명</w:t>
+      </w:r>
+      <w:bookmarkEnd w:id="32"/>
+    </w:p>
+    <w:p>
+      <w:pPr>
+        <w:pStyle w:val="Heading3"/>
+      </w:pPr>
+      <w:bookmarkStart w:id="33" w:name="접근-수준-체계"/>
+      <w:r>
+        <w:t xml:space="preserve">4.1. 접근 수준 체계</w:t>
+      </w:r>
+      <w:bookmarkEnd w:id="33"/>
+    </w:p>
+    <w:p>
+      <w:pPr>
+        <w:pStyle w:val="SourceCode"/>
+      </w:pPr>
+      <w:r>
+        <w:rPr>
+          <w:rStyle w:val="VerbatimChar"/>
+        </w:rPr>
+        <w:t xml:space="preserve">none: 메뉴 자체 비노출 (라우트 접근 시 403)</w:t>
+      </w:r>
+      <w:r>
+        <w:br/>
+      </w:r>
+      <w:r>
+        <w:rPr>
+          <w:rStyle w:val="VerbatimChar"/>
+        </w:rPr>
+        <w:t xml:space="preserve">read: 조회만 가능 (등록/수정/삭제 버튼 비노출)</w:t>
+      </w:r>
+      <w:r>
+        <w:br/>
+      </w:r>
+      <w:r>
+        <w:rPr>
+          <w:rStyle w:val="VerbatimChar"/>
+        </w:rPr>
+        <w:t xml:space="preserve">write: 조회 + 등록/수정 가능</w:t>
+      </w:r>
+      <w:r>
+        <w:br/>
+      </w:r>
+      <w:r>
+        <w:rPr>
+          <w:rStyle w:val="VerbatimChar"/>
+        </w:rPr>
+        <w:t xml:space="preserve">admin: 모든 작업 + 설정 변경 + 권한 부여 가능</w:t>
+      </w:r>
+      <w:r>
+        <w:br/>
+      </w:r>
+      <w:r>
+        <w:rPr>
+          <w:rStyle w:val="VerbatimChar"/>
+        </w:rPr>
+        <w:t xml:space="preserve">상속: write는 read 포함, admin은 write+read 포함</w:t>
+      </w:r>
+    </w:p>
+    <w:p>
+      <w:pPr>
+        <w:pStyle w:val="Heading3"/>
+      </w:pPr>
+      <w:bookmarkStart w:id="34" w:name="권한-검증-위치"/>
+      <w:r>
+        <w:t xml:space="preserve">4.2. 권한 검증 위치</w:t>
+      </w:r>
+      <w:bookmarkEnd w:id="34"/>
+    </w:p>
+    <w:p>
+      <w:pPr>
+        <w:pStyle w:val="SourceCode"/>
+      </w:pPr>
+      <w:r>
+        <w:rPr>
+          <w:rStyle w:val="VerbatimChar"/>
+        </w:rPr>
+        <w:t xml:space="preserve">프론트엔드: 라우트 가드 + 버튼/메뉴 조건부 렌더링 (UX 목적)</w:t>
+      </w:r>
+      <w:r>
+        <w:br/>
+      </w:r>
+      <w:r>
+        <w:rPr>
+          <w:rStyle w:val="VerbatimChar"/>
+        </w:rPr>
+        <w:t xml:space="preserve">백엔드: API 미들웨어에서 JWT의 permissions 검증 (보안 목적)</w:t>
+      </w:r>
+      <w:r>
+        <w:br/>
+      </w:r>
+      <w:r>
+        <w:rPr>
+          <w:rStyle w:val="VerbatimChar"/>
+        </w:rPr>
+        <w:t xml:space="preserve">프론트엔드 우회 대비: 반드시 백엔드에서도 검증</w:t>
       </w:r>
     </w:p>
     <w:sectPr/>
